--- a/reports/docx/Resultats_complets_FR.docx
+++ b/reports/docx/Resultats_complets_FR.docx
@@ -36,7 +36,7 @@
         </w:p>
       </w:sdtContent>
     </w:sdt>
-    <w:bookmarkStart w:id="37" w:name="Xe26cfdcd6f95bd69ee15a2c1d269be1b2f95ff9"/>
+    <w:bookmarkStart w:id="38" w:name="Xe26cfdcd6f95bd69ee15a2c1d269be1b2f95ff9"/>
     <w:p>
       <w:pPr>
         <w:pStyle w:val="Heading1"/>
@@ -7682,7 +7682,979 @@
       </w:r>
     </w:p>
     <w:bookmarkEnd w:id="30"/>
-    <w:bookmarkStart w:id="31" w:name="X7e69f96e4616858c2fecd006fe79237091afba8"/>
+    <w:bookmarkStart w:id="31" w:name="Xb52abb47a099ad924c390669a5e74b88683ef8a"/>
+    <w:p>
+      <w:pPr>
+        <w:pStyle w:val="Heading2"/>
+      </w:pPr>
+      <w:r>
+        <w:t xml:space="preserve">8b. Benchmarks de comparaison (actions, cash, remplacement asymétrique)</w:t>
+      </w:r>
+    </w:p>
+    <w:p>
+      <w:pPr>
+        <w:pStyle w:val="FirstParagraph"/>
+      </w:pPr>
+      <w:r>
+        <w:t xml:space="preserve">Trois portefeuilles de contrôle, mêmes hypothèses que tout le reste :</w:t>
+      </w:r>
+    </w:p>
+    <w:tbl>
+      <w:tblPr>
+        <w:tblStyle w:val="Table"/>
+        <w:tblW w:type="auto" w:w="0"/>
+        <w:tblLook w:firstRow="1" w:lastRow="0" w:firstColumn="0" w:lastColumn="0" w:noHBand="0" w:noVBand="0" w:val="0020"/>
+        <w:jc w:val="start"/>
+      </w:tblPr>
+      <w:tblGrid>
+        <w:gridCol w:w="1320"/>
+        <w:gridCol w:w="1320"/>
+        <w:gridCol w:w="1320"/>
+        <w:gridCol w:w="1320"/>
+        <w:gridCol w:w="1320"/>
+        <w:gridCol w:w="1320"/>
+      </w:tblGrid>
+      <w:tr>
+        <w:trPr>
+          <w:tblHeader w:val="true"/>
+        </w:trPr>
+        <w:tc>
+          <w:tcPr/>
+          <w:p>
+            <w:pPr>
+              <w:pStyle w:val="Compact"/>
+              <w:jc w:val="left"/>
+            </w:pPr>
+            <w:r>
+              <w:t xml:space="preserve">100 % des obligations →</w:t>
+            </w:r>
+          </w:p>
+        </w:tc>
+        <w:tc>
+          <w:tcPr/>
+          <w:p>
+            <w:pPr>
+              <w:pStyle w:val="Compact"/>
+              <w:jc w:val="left"/>
+            </w:pPr>
+            <w:r>
+              <w:t xml:space="preserve">CAGR</w:t>
+            </w:r>
+          </w:p>
+        </w:tc>
+        <w:tc>
+          <w:tcPr/>
+          <w:p>
+            <w:pPr>
+              <w:pStyle w:val="Compact"/>
+              <w:jc w:val="left"/>
+            </w:pPr>
+            <w:r>
+              <w:t xml:space="preserve">Vol</w:t>
+            </w:r>
+          </w:p>
+        </w:tc>
+        <w:tc>
+          <w:tcPr/>
+          <w:p>
+            <w:pPr>
+              <w:pStyle w:val="Compact"/>
+              <w:jc w:val="left"/>
+            </w:pPr>
+            <w:r>
+              <w:t xml:space="preserve">Sharpe</w:t>
+            </w:r>
+          </w:p>
+        </w:tc>
+        <w:tc>
+          <w:tcPr/>
+          <w:p>
+            <w:pPr>
+              <w:pStyle w:val="Compact"/>
+              <w:jc w:val="left"/>
+            </w:pPr>
+            <w:r>
+              <w:t xml:space="preserve">Pire perte</w:t>
+            </w:r>
+          </w:p>
+        </w:tc>
+        <w:tc>
+          <w:tcPr/>
+          <w:p>
+            <w:pPr>
+              <w:pStyle w:val="Compact"/>
+              <w:jc w:val="left"/>
+            </w:pPr>
+            <w:r>
+              <w:t xml:space="preserve">CVaR 95 %</w:t>
+            </w:r>
+          </w:p>
+        </w:tc>
+      </w:tr>
+      <w:tr>
+        <w:tc>
+          <w:tcPr/>
+          <w:p>
+            <w:pPr>
+              <w:pStyle w:val="Compact"/>
+              <w:jc w:val="left"/>
+            </w:pPr>
+            <w:r>
+              <w:t xml:space="preserve">AP5 (référence)</w:t>
+            </w:r>
+          </w:p>
+        </w:tc>
+        <w:tc>
+          <w:tcPr/>
+          <w:p>
+            <w:pPr>
+              <w:pStyle w:val="Compact"/>
+              <w:jc w:val="left"/>
+            </w:pPr>
+            <w:r>
+              <w:t xml:space="preserve">3,55 %</w:t>
+            </w:r>
+          </w:p>
+        </w:tc>
+        <w:tc>
+          <w:tcPr/>
+          <w:p>
+            <w:pPr>
+              <w:pStyle w:val="Compact"/>
+              <w:jc w:val="left"/>
+            </w:pPr>
+            <w:r>
+              <w:t xml:space="preserve">7,70 %</w:t>
+            </w:r>
+          </w:p>
+        </w:tc>
+        <w:tc>
+          <w:tcPr/>
+          <w:p>
+            <w:pPr>
+              <w:pStyle w:val="Compact"/>
+              <w:jc w:val="left"/>
+            </w:pPr>
+            <w:r>
+              <w:t xml:space="preserve">0,483</w:t>
+            </w:r>
+          </w:p>
+        </w:tc>
+        <w:tc>
+          <w:tcPr/>
+          <w:p>
+            <w:pPr>
+              <w:pStyle w:val="Compact"/>
+              <w:jc w:val="left"/>
+            </w:pPr>
+            <w:r>
+              <w:t xml:space="preserve">−20,3 %</w:t>
+            </w:r>
+          </w:p>
+        </w:tc>
+        <w:tc>
+          <w:tcPr/>
+          <w:p>
+            <w:pPr>
+              <w:pStyle w:val="Compact"/>
+              <w:jc w:val="left"/>
+            </w:pPr>
+            <w:r>
+              <w:t xml:space="preserve">−5,24 %</w:t>
+            </w:r>
+          </w:p>
+        </w:tc>
+      </w:tr>
+      <w:tr>
+        <w:tc>
+          <w:tcPr/>
+          <w:p>
+            <w:pPr>
+              <w:pStyle w:val="Compact"/>
+              <w:jc w:val="left"/>
+            </w:pPr>
+            <w:r>
+              <w:t xml:space="preserve">Mix égal des 6 alternatives</w:t>
+            </w:r>
+          </w:p>
+        </w:tc>
+        <w:tc>
+          <w:tcPr/>
+          <w:p>
+            <w:pPr>
+              <w:pStyle w:val="Compact"/>
+              <w:jc w:val="left"/>
+            </w:pPr>
+            <w:r>
+              <w:t xml:space="preserve">4,28 %</w:t>
+            </w:r>
+          </w:p>
+        </w:tc>
+        <w:tc>
+          <w:tcPr/>
+          <w:p>
+            <w:pPr>
+              <w:pStyle w:val="Compact"/>
+              <w:jc w:val="left"/>
+            </w:pPr>
+            <w:r>
+              <w:t xml:space="preserve">10,05 %</w:t>
+            </w:r>
+          </w:p>
+        </w:tc>
+        <w:tc>
+          <w:tcPr/>
+          <w:p>
+            <w:pPr>
+              <w:pStyle w:val="Compact"/>
+              <w:jc w:val="left"/>
+            </w:pPr>
+            <w:r>
+              <w:t xml:space="preserve">0,461</w:t>
+            </w:r>
+          </w:p>
+        </w:tc>
+        <w:tc>
+          <w:tcPr/>
+          <w:p>
+            <w:pPr>
+              <w:pStyle w:val="Compact"/>
+              <w:jc w:val="left"/>
+            </w:pPr>
+            <w:r>
+              <w:t xml:space="preserve">−28,0 %</w:t>
+            </w:r>
+          </w:p>
+        </w:tc>
+        <w:tc>
+          <w:tcPr/>
+          <w:p>
+            <w:pPr>
+              <w:pStyle w:val="Compact"/>
+              <w:jc w:val="left"/>
+            </w:pPr>
+            <w:r>
+              <w:t xml:space="preserve">−7,12 %</w:t>
+            </w:r>
+          </w:p>
+        </w:tc>
+      </w:tr>
+      <w:tr>
+        <w:tc>
+          <w:tcPr/>
+          <w:p>
+            <w:pPr>
+              <w:pStyle w:val="Compact"/>
+              <w:jc w:val="left"/>
+            </w:pPr>
+            <w:r>
+              <w:rPr>
+                <w:bCs/>
+                <w:b/>
+              </w:rPr>
+              <w:t xml:space="preserve">Actions (mix AP5 renormalisé)</w:t>
+            </w:r>
+          </w:p>
+        </w:tc>
+        <w:tc>
+          <w:tcPr/>
+          <w:p>
+            <w:pPr>
+              <w:pStyle w:val="Compact"/>
+              <w:jc w:val="left"/>
+            </w:pPr>
+            <w:r>
+              <w:t xml:space="preserve">6,04 %</w:t>
+            </w:r>
+          </w:p>
+        </w:tc>
+        <w:tc>
+          <w:tcPr/>
+          <w:p>
+            <w:pPr>
+              <w:pStyle w:val="Compact"/>
+              <w:jc w:val="left"/>
+            </w:pPr>
+            <w:r>
+              <w:t xml:space="preserve">13,54 %</w:t>
+            </w:r>
+          </w:p>
+        </w:tc>
+        <w:tc>
+          <w:tcPr/>
+          <w:p>
+            <w:pPr>
+              <w:pStyle w:val="Compact"/>
+              <w:jc w:val="left"/>
+            </w:pPr>
+            <w:r>
+              <w:t xml:space="preserve">0,497</w:t>
+            </w:r>
+          </w:p>
+        </w:tc>
+        <w:tc>
+          <w:tcPr/>
+          <w:p>
+            <w:pPr>
+              <w:pStyle w:val="Compact"/>
+              <w:jc w:val="left"/>
+            </w:pPr>
+            <w:r>
+              <w:t xml:space="preserve">−36,0 %</w:t>
+            </w:r>
+          </w:p>
+        </w:tc>
+        <w:tc>
+          <w:tcPr/>
+          <w:p>
+            <w:pPr>
+              <w:pStyle w:val="Compact"/>
+              <w:jc w:val="left"/>
+            </w:pPr>
+            <w:r>
+              <w:t xml:space="preserve">−9,12 %</w:t>
+            </w:r>
+          </w:p>
+        </w:tc>
+      </w:tr>
+      <w:tr>
+        <w:tc>
+          <w:tcPr/>
+          <w:p>
+            <w:pPr>
+              <w:pStyle w:val="Compact"/>
+              <w:jc w:val="left"/>
+            </w:pPr>
+            <w:r>
+              <w:rPr>
+                <w:bCs/>
+                <w:b/>
+              </w:rPr>
+              <w:t xml:space="preserve">Cash (BNS)</w:t>
+            </w:r>
+          </w:p>
+        </w:tc>
+        <w:tc>
+          <w:tcPr/>
+          <w:p>
+            <w:pPr>
+              <w:pStyle w:val="Compact"/>
+              <w:jc w:val="left"/>
+            </w:pPr>
+            <w:r>
+              <w:t xml:space="preserve">3,07 %</w:t>
+            </w:r>
+          </w:p>
+        </w:tc>
+        <w:tc>
+          <w:tcPr/>
+          <w:p>
+            <w:pPr>
+              <w:pStyle w:val="Compact"/>
+              <w:jc w:val="left"/>
+            </w:pPr>
+            <w:r>
+              <w:t xml:space="preserve">7,44 %</w:t>
+            </w:r>
+          </w:p>
+        </w:tc>
+        <w:tc>
+          <w:tcPr/>
+          <w:p>
+            <w:pPr>
+              <w:pStyle w:val="Compact"/>
+              <w:jc w:val="left"/>
+            </w:pPr>
+            <w:r>
+              <w:t xml:space="preserve">0,434</w:t>
+            </w:r>
+          </w:p>
+        </w:tc>
+        <w:tc>
+          <w:tcPr/>
+          <w:p>
+            <w:pPr>
+              <w:pStyle w:val="Compact"/>
+              <w:jc w:val="left"/>
+            </w:pPr>
+            <w:r>
+              <w:t xml:space="preserve">−20,9 %</w:t>
+            </w:r>
+          </w:p>
+        </w:tc>
+        <w:tc>
+          <w:tcPr/>
+          <w:p>
+            <w:pPr>
+              <w:pStyle w:val="Compact"/>
+              <w:jc w:val="left"/>
+            </w:pPr>
+            <w:r>
+              <w:t xml:space="preserve">−5,04 %</w:t>
+            </w:r>
+          </w:p>
+        </w:tc>
+      </w:tr>
+      <w:tr>
+        <w:tc>
+          <w:tcPr/>
+          <w:p>
+            <w:pPr>
+              <w:pStyle w:val="Compact"/>
+              <w:jc w:val="left"/>
+            </w:pPr>
+            <w:r>
+              <w:rPr>
+                <w:bCs/>
+                <w:b/>
+              </w:rPr>
+              <w:t xml:space="preserve">Oblig. mondiales seules → mix égal (suisses gardées)</w:t>
+            </w:r>
+          </w:p>
+        </w:tc>
+        <w:tc>
+          <w:tcPr/>
+          <w:p>
+            <w:pPr>
+              <w:pStyle w:val="Compact"/>
+              <w:jc w:val="left"/>
+            </w:pPr>
+            <w:r>
+              <w:t xml:space="preserve">4,07 %</w:t>
+            </w:r>
+          </w:p>
+        </w:tc>
+        <w:tc>
+          <w:tcPr/>
+          <w:p>
+            <w:pPr>
+              <w:pStyle w:val="Compact"/>
+              <w:jc w:val="left"/>
+            </w:pPr>
+            <w:r>
+              <w:t xml:space="preserve">9,05 %</w:t>
+            </w:r>
+          </w:p>
+        </w:tc>
+        <w:tc>
+          <w:tcPr/>
+          <w:p>
+            <w:pPr>
+              <w:pStyle w:val="Compact"/>
+              <w:jc w:val="left"/>
+            </w:pPr>
+            <w:r>
+              <w:t xml:space="preserve">0,479</w:t>
+            </w:r>
+          </w:p>
+        </w:tc>
+        <w:tc>
+          <w:tcPr/>
+          <w:p>
+            <w:pPr>
+              <w:pStyle w:val="Compact"/>
+              <w:jc w:val="left"/>
+            </w:pPr>
+            <w:r>
+              <w:t xml:space="preserve">−24,9 %</w:t>
+            </w:r>
+          </w:p>
+        </w:tc>
+        <w:tc>
+          <w:tcPr/>
+          <w:p>
+            <w:pPr>
+              <w:pStyle w:val="Compact"/>
+              <w:jc w:val="left"/>
+            </w:pPr>
+            <w:r>
+              <w:t xml:space="preserve">−6,35 %</w:t>
+            </w:r>
+          </w:p>
+        </w:tc>
+      </w:tr>
+    </w:tbl>
+    <w:p>
+      <w:pPr>
+        <w:pStyle w:val="BodyText"/>
+      </w:pPr>
+      <w:r>
+        <w:t xml:space="preserve">Sharpe par dose (25/50/75/100 % ; les colonnes de pire perte sont dans le CSV) :</w:t>
+      </w:r>
+    </w:p>
+    <w:tbl>
+      <w:tblPr>
+        <w:tblStyle w:val="Table"/>
+        <w:tblW w:type="auto" w:w="0"/>
+        <w:tblLook w:firstRow="1" w:lastRow="0" w:firstColumn="0" w:lastColumn="0" w:noHBand="0" w:noVBand="0" w:val="0020"/>
+        <w:jc w:val="start"/>
+      </w:tblPr>
+      <w:tblGrid>
+        <w:gridCol w:w="1584"/>
+        <w:gridCol w:w="1584"/>
+        <w:gridCol w:w="1584"/>
+        <w:gridCol w:w="1584"/>
+        <w:gridCol w:w="1584"/>
+      </w:tblGrid>
+      <w:tr>
+        <w:trPr>
+          <w:tblHeader w:val="true"/>
+        </w:trPr>
+        <w:tc>
+          <w:tcPr/>
+          <w:p>
+            <w:pPr>
+              <w:pStyle w:val="Compact"/>
+              <w:jc w:val="left"/>
+            </w:pPr>
+            <w:r>
+              <w:t xml:space="preserve">Benchmark</w:t>
+            </w:r>
+          </w:p>
+        </w:tc>
+        <w:tc>
+          <w:tcPr/>
+          <w:p>
+            <w:pPr>
+              <w:pStyle w:val="Compact"/>
+              <w:jc w:val="left"/>
+            </w:pPr>
+            <w:r>
+              <w:t xml:space="preserve">25 %</w:t>
+            </w:r>
+          </w:p>
+        </w:tc>
+        <w:tc>
+          <w:tcPr/>
+          <w:p>
+            <w:pPr>
+              <w:pStyle w:val="Compact"/>
+              <w:jc w:val="left"/>
+            </w:pPr>
+            <w:r>
+              <w:t xml:space="preserve">50 %</w:t>
+            </w:r>
+          </w:p>
+        </w:tc>
+        <w:tc>
+          <w:tcPr/>
+          <w:p>
+            <w:pPr>
+              <w:pStyle w:val="Compact"/>
+              <w:jc w:val="left"/>
+            </w:pPr>
+            <w:r>
+              <w:t xml:space="preserve">75 %</w:t>
+            </w:r>
+          </w:p>
+        </w:tc>
+        <w:tc>
+          <w:tcPr/>
+          <w:p>
+            <w:pPr>
+              <w:pStyle w:val="Compact"/>
+              <w:jc w:val="left"/>
+            </w:pPr>
+            <w:r>
+              <w:t xml:space="preserve">100 %</w:t>
+            </w:r>
+          </w:p>
+        </w:tc>
+      </w:tr>
+      <w:tr>
+        <w:tc>
+          <w:tcPr/>
+          <w:p>
+            <w:pPr>
+              <w:pStyle w:val="Compact"/>
+              <w:jc w:val="left"/>
+            </w:pPr>
+            <w:r>
+              <w:t xml:space="preserve">Obligations → actions</w:t>
+            </w:r>
+          </w:p>
+        </w:tc>
+        <w:tc>
+          <w:tcPr/>
+          <w:p>
+            <w:pPr>
+              <w:pStyle w:val="Compact"/>
+              <w:jc w:val="left"/>
+            </w:pPr>
+            <w:r>
+              <w:t xml:space="preserve">0,489</w:t>
+            </w:r>
+          </w:p>
+        </w:tc>
+        <w:tc>
+          <w:tcPr/>
+          <w:p>
+            <w:pPr>
+              <w:pStyle w:val="Compact"/>
+              <w:jc w:val="left"/>
+            </w:pPr>
+            <w:r>
+              <w:t xml:space="preserve">0,494</w:t>
+            </w:r>
+          </w:p>
+        </w:tc>
+        <w:tc>
+          <w:tcPr/>
+          <w:p>
+            <w:pPr>
+              <w:pStyle w:val="Compact"/>
+              <w:jc w:val="left"/>
+            </w:pPr>
+            <w:r>
+              <w:t xml:space="preserve">0,496</w:t>
+            </w:r>
+          </w:p>
+        </w:tc>
+        <w:tc>
+          <w:tcPr/>
+          <w:p>
+            <w:pPr>
+              <w:pStyle w:val="Compact"/>
+              <w:jc w:val="left"/>
+            </w:pPr>
+            <w:r>
+              <w:t xml:space="preserve">0,497</w:t>
+            </w:r>
+          </w:p>
+        </w:tc>
+      </w:tr>
+      <w:tr>
+        <w:tc>
+          <w:tcPr/>
+          <w:p>
+            <w:pPr>
+              <w:pStyle w:val="Compact"/>
+              <w:jc w:val="left"/>
+            </w:pPr>
+            <w:r>
+              <w:t xml:space="preserve">Obligations → cash</w:t>
+            </w:r>
+          </w:p>
+        </w:tc>
+        <w:tc>
+          <w:tcPr/>
+          <w:p>
+            <w:pPr>
+              <w:pStyle w:val="Compact"/>
+              <w:jc w:val="left"/>
+            </w:pPr>
+            <w:r>
+              <w:t xml:space="preserve">0,474</w:t>
+            </w:r>
+          </w:p>
+        </w:tc>
+        <w:tc>
+          <w:tcPr/>
+          <w:p>
+            <w:pPr>
+              <w:pStyle w:val="Compact"/>
+              <w:jc w:val="left"/>
+            </w:pPr>
+            <w:r>
+              <w:t xml:space="preserve">0,458</w:t>
+            </w:r>
+          </w:p>
+        </w:tc>
+        <w:tc>
+          <w:tcPr/>
+          <w:p>
+            <w:pPr>
+              <w:pStyle w:val="Compact"/>
+              <w:jc w:val="left"/>
+            </w:pPr>
+            <w:r>
+              <w:t xml:space="preserve">0,447</w:t>
+            </w:r>
+          </w:p>
+        </w:tc>
+        <w:tc>
+          <w:tcPr/>
+          <w:p>
+            <w:pPr>
+              <w:pStyle w:val="Compact"/>
+              <w:jc w:val="left"/>
+            </w:pPr>
+            <w:r>
+              <w:t xml:space="preserve">0,434</w:t>
+            </w:r>
+          </w:p>
+        </w:tc>
+      </w:tr>
+      <w:tr>
+        <w:tc>
+          <w:tcPr/>
+          <w:p>
+            <w:pPr>
+              <w:pStyle w:val="Compact"/>
+              <w:jc w:val="left"/>
+            </w:pPr>
+            <w:r>
+              <w:t xml:space="preserve">Oblig. mondiales seules → mix égal</w:t>
+            </w:r>
+          </w:p>
+        </w:tc>
+        <w:tc>
+          <w:tcPr/>
+          <w:p>
+            <w:pPr>
+              <w:pStyle w:val="Compact"/>
+              <w:jc w:val="left"/>
+            </w:pPr>
+            <w:r>
+              <w:t xml:space="preserve">0,484</w:t>
+            </w:r>
+          </w:p>
+        </w:tc>
+        <w:tc>
+          <w:tcPr/>
+          <w:p>
+            <w:pPr>
+              <w:pStyle w:val="Compact"/>
+              <w:jc w:val="left"/>
+            </w:pPr>
+            <w:r>
+              <w:t xml:space="preserve">0,482</w:t>
+            </w:r>
+          </w:p>
+        </w:tc>
+        <w:tc>
+          <w:tcPr/>
+          <w:p>
+            <w:pPr>
+              <w:pStyle w:val="Compact"/>
+              <w:jc w:val="left"/>
+            </w:pPr>
+            <w:r>
+              <w:t xml:space="preserve">0,482</w:t>
+            </w:r>
+          </w:p>
+        </w:tc>
+        <w:tc>
+          <w:tcPr/>
+          <w:p>
+            <w:pPr>
+              <w:pStyle w:val="Compact"/>
+              <w:jc w:val="left"/>
+            </w:pPr>
+            <w:r>
+              <w:t xml:space="preserve">0,479</w:t>
+            </w:r>
+          </w:p>
+        </w:tc>
+      </w:tr>
+    </w:tbl>
+    <w:p>
+      <w:pPr>
+        <w:pStyle w:val="BodyText"/>
+      </w:pPr>
+      <w:r>
+        <w:rPr>
+          <w:iCs/>
+          <w:i/>
+        </w:rPr>
+        <w:t xml:space="preserve">Lecture : le mix d'alternatives ne bat pas de simples actions en Sharpe (0,46 &lt; 0,50) — son</w:t>
+      </w:r>
+      <w:r>
+        <w:rPr>
+          <w:iCs/>
+          <w:i/>
+        </w:rPr>
+        <w:t xml:space="preserve"> </w:t>
+      </w:r>
+      <w:r>
+        <w:rPr>
+          <w:iCs/>
+          <w:i/>
+        </w:rPr>
+        <w:t xml:space="preserve">surplus de rendement est surtout du risque de marché ; il bat en revanche le cash (0,43) ; et le</w:t>
+      </w:r>
+      <w:r>
+        <w:rPr>
+          <w:iCs/>
+          <w:i/>
+        </w:rPr>
+        <w:t xml:space="preserve"> </w:t>
+      </w:r>
+      <w:r>
+        <w:rPr>
+          <w:iCs/>
+          <w:i/>
+        </w:rPr>
+        <w:t xml:space="preserve">remplacement</w:t>
+      </w:r>
+      <w:r>
+        <w:rPr>
+          <w:iCs/>
+          <w:i/>
+        </w:rPr>
+        <w:t xml:space="preserve"> </w:t>
+      </w:r>
+      <w:r>
+        <w:rPr>
+          <w:bCs/>
+          <w:b/>
+          <w:iCs/>
+          <w:i/>
+        </w:rPr>
+        <w:t xml:space="preserve">asymétrique</w:t>
+      </w:r>
+      <w:r>
+        <w:rPr>
+          <w:iCs/>
+          <w:i/>
+        </w:rPr>
+        <w:t xml:space="preserve"> </w:t>
+      </w:r>
+      <w:r>
+        <w:rPr>
+          <w:iCs/>
+          <w:i/>
+        </w:rPr>
+        <w:t xml:space="preserve">(mondiales seulement) préserve le Sharpe de l'AP5 (0,48) avec un</w:t>
+      </w:r>
+      <w:r>
+        <w:rPr>
+          <w:iCs/>
+          <w:i/>
+        </w:rPr>
+        <w:t xml:space="preserve"> </w:t>
+      </w:r>
+      <w:r>
+        <w:rPr>
+          <w:iCs/>
+          <w:i/>
+        </w:rPr>
+        <w:t xml:space="preserve">downside moins dégradé que le remplacement total.</w:t>
+      </w:r>
+    </w:p>
+    <w:p>
+      <w:pPr>
+        <w:pStyle w:val="BodyText"/>
+      </w:pPr>
+      <w:r>
+        <w:rPr>
+          <w:bCs/>
+          <w:b/>
+        </w:rPr>
+        <w:t xml:space="preserve">Source :</w:t>
+      </w:r>
+      <w:r>
+        <w:t xml:space="preserve"> </w:t>
+      </w:r>
+      <w:r>
+        <w:rPr>
+          <w:rStyle w:val="VerbatimChar"/>
+        </w:rPr>
+        <w:t xml:space="preserve">analysis/benchmark_portfolios.csv</w:t>
+      </w:r>
+      <w:r>
+        <w:t xml:space="preserve"> </w:t>
+      </w:r>
+      <w:r>
+        <w:t xml:space="preserve">et</w:t>
+      </w:r>
+      <w:r>
+        <w:t xml:space="preserve"> </w:t>
+      </w:r>
+      <w:r>
+        <w:rPr>
+          <w:rStyle w:val="VerbatimChar"/>
+        </w:rPr>
+        <w:t xml:space="preserve">benchmark_portfolios_sweep.csv</w:t>
+      </w:r>
+      <w:r>
+        <w:t xml:space="preserve"> </w:t>
+      </w:r>
+      <w:r>
+        <w:t xml:space="preserve">·</w:t>
+      </w:r>
+      <w:r>
+        <w:t xml:space="preserve"> </w:t>
+      </w:r>
+      <w:r>
+        <w:rPr>
+          <w:bCs/>
+          <w:b/>
+        </w:rPr>
+        <w:t xml:space="preserve">Code :</w:t>
+      </w:r>
+      <w:r>
+        <w:t xml:space="preserve"> </w:t>
+      </w:r>
+      <w:r>
+        <w:rPr>
+          <w:rStyle w:val="VerbatimChar"/>
+        </w:rPr>
+        <w:t xml:space="preserve">src/benchmark_portfolios.py:43-51</w:t>
+      </w:r>
+      <w:r>
+        <w:t xml:space="preserve"> </w:t>
+      </w:r>
+      <w:r>
+        <w:t xml:space="preserve">(</w:t>
+      </w:r>
+      <w:r>
+        <w:rPr>
+          <w:rStyle w:val="VerbatimChar"/>
+        </w:rPr>
+        <w:t xml:space="preserve">world_only_book</w:t>
+      </w:r>
+      <w:r>
+        <w:t xml:space="preserve">),</w:t>
+      </w:r>
+      <w:r>
+        <w:t xml:space="preserve"> </w:t>
+      </w:r>
+      <w:r>
+        <w:rPr>
+          <w:rStyle w:val="VerbatimChar"/>
+        </w:rPr>
+        <w:t xml:space="preserve">:54-58</w:t>
+      </w:r>
+      <w:r>
+        <w:t xml:space="preserve"> </w:t>
+      </w:r>
+      <w:r>
+        <w:t xml:space="preserve">(définition des trois</w:t>
+      </w:r>
+      <w:r>
+        <w:t xml:space="preserve"> </w:t>
+      </w:r>
+      <w:r>
+        <w:t xml:space="preserve">benchmarks),</w:t>
+      </w:r>
+      <w:r>
+        <w:t xml:space="preserve"> </w:t>
+      </w:r>
+      <w:r>
+        <w:rPr>
+          <w:rStyle w:val="VerbatimChar"/>
+        </w:rPr>
+        <w:t xml:space="preserve">:61-90</w:t>
+      </w:r>
+      <w:r>
+        <w:t xml:space="preserve"> </w:t>
+      </w:r>
+      <w:r>
+        <w:t xml:space="preserve">(</w:t>
+      </w:r>
+      <w:r>
+        <w:rPr>
+          <w:rStyle w:val="VerbatimChar"/>
+        </w:rPr>
+        <w:t xml:space="preserve">main</w:t>
+      </w:r>
+      <w:r>
+        <w:t xml:space="preserve">).</w:t>
+      </w:r>
+    </w:p>
+    <w:bookmarkEnd w:id="31"/>
+    <w:bookmarkStart w:id="32" w:name="X7e69f96e4616858c2fecd006fe79237091afba8"/>
     <w:p>
       <w:pPr>
         <w:pStyle w:val="Heading2"/>
@@ -8308,8 +9280,8 @@
         <w:t xml:space="preserve">.</w:t>
       </w:r>
     </w:p>
-    <w:bookmarkEnd w:id="31"/>
-    <w:bookmarkStart w:id="32" w:name="X7a5780e3216397ab261437a6a1a367ca1e8806b"/>
+    <w:bookmarkEnd w:id="32"/>
+    <w:bookmarkStart w:id="33" w:name="X7a5780e3216397ab261437a6a1a367ca1e8806b"/>
     <w:p>
       <w:pPr>
         <w:pStyle w:val="Heading2"/>
@@ -9288,8 +10260,8 @@
         <w:t xml:space="preserve">.</w:t>
       </w:r>
     </w:p>
-    <w:bookmarkEnd w:id="32"/>
-    <w:bookmarkStart w:id="33" w:name="X400d41e3202e8dc57fbdbcc260e7bf656b6331a"/>
+    <w:bookmarkEnd w:id="33"/>
+    <w:bookmarkStart w:id="34" w:name="X400d41e3202e8dc57fbdbcc260e7bf656b6331a"/>
     <w:p>
       <w:pPr>
         <w:pStyle w:val="Heading2"/>
@@ -9625,8 +10597,8 @@
         <w:t xml:space="preserve">.</w:t>
       </w:r>
     </w:p>
-    <w:bookmarkEnd w:id="33"/>
-    <w:bookmarkStart w:id="34" w:name="Xed4685cc97e35bb03da49c3e4c95e3cc4e41943"/>
+    <w:bookmarkEnd w:id="34"/>
+    <w:bookmarkStart w:id="35" w:name="Xed4685cc97e35bb03da49c3e4c95e3cc4e41943"/>
     <w:p>
       <w:pPr>
         <w:pStyle w:val="Heading2"/>
@@ -9928,8 +10900,8 @@
         <w:t xml:space="preserve">.</w:t>
       </w:r>
     </w:p>
-    <w:bookmarkEnd w:id="34"/>
-    <w:bookmarkStart w:id="35" w:name="X1ac28f5221eb63825b5f36c493ef450934d20ad"/>
+    <w:bookmarkEnd w:id="35"/>
+    <w:bookmarkStart w:id="36" w:name="X1ac28f5221eb63825b5f36c493ef450934d20ad"/>
     <w:p>
       <w:pPr>
         <w:pStyle w:val="Heading2"/>
@@ -10277,8 +11249,8 @@
         <w:t xml:space="preserve">.</w:t>
       </w:r>
     </w:p>
-    <w:bookmarkEnd w:id="35"/>
-    <w:bookmarkStart w:id="36" w:name="X612acc7306e3d52ff8bcd3c8b8a502d454a56a3"/>
+    <w:bookmarkEnd w:id="36"/>
+    <w:bookmarkStart w:id="37" w:name="X612acc7306e3d52ff8bcd3c8b8a502d454a56a3"/>
     <w:p>
       <w:pPr>
         <w:pStyle w:val="Heading2"/>
@@ -10833,6 +11805,68 @@
               <w:jc w:val="left"/>
             </w:pPr>
             <w:r>
+              <w:t xml:space="preserve">Benchmarks (actions / cash / asymétrique)</w:t>
+            </w:r>
+          </w:p>
+        </w:tc>
+        <w:tc>
+          <w:tcPr/>
+          <w:p>
+            <w:pPr>
+              <w:pStyle w:val="Compact"/>
+              <w:jc w:val="left"/>
+            </w:pPr>
+            <w:r>
+              <w:rPr>
+                <w:rStyle w:val="VerbatimChar"/>
+              </w:rPr>
+              <w:t xml:space="preserve">benchmark_portfolios.csv</w:t>
+            </w:r>
+            <w:r>
+              <w:t xml:space="preserve"> </w:t>
+            </w:r>
+            <w:r>
+              <w:t xml:space="preserve">(+</w:t>
+            </w:r>
+            <w:r>
+              <w:t xml:space="preserve"> </w:t>
+            </w:r>
+            <w:r>
+              <w:rPr>
+                <w:rStyle w:val="VerbatimChar"/>
+              </w:rPr>
+              <w:t xml:space="preserve">_sweep</w:t>
+            </w:r>
+            <w:r>
+              <w:t xml:space="preserve">)</w:t>
+            </w:r>
+          </w:p>
+        </w:tc>
+        <w:tc>
+          <w:tcPr/>
+          <w:p>
+            <w:pPr>
+              <w:pStyle w:val="Compact"/>
+              <w:jc w:val="left"/>
+            </w:pPr>
+            <w:r>
+              <w:rPr>
+                <w:rStyle w:val="VerbatimChar"/>
+              </w:rPr>
+              <w:t xml:space="preserve">benchmark_portfolios.py:43-90</w:t>
+            </w:r>
+          </w:p>
+        </w:tc>
+      </w:tr>
+      <w:tr>
+        <w:tc>
+          <w:tcPr/>
+          <w:p>
+            <w:pPr>
+              <w:pStyle w:val="Compact"/>
+              <w:jc w:val="left"/>
+            </w:pPr>
+            <w:r>
               <w:t xml:space="preserve">Optimisations (perf)</w:t>
             </w:r>
           </w:p>
@@ -11338,8 +12372,8 @@
         <w:t xml:space="preserve">.</w:t>
       </w:r>
     </w:p>
-    <w:bookmarkEnd w:id="36"/>
     <w:bookmarkEnd w:id="37"/>
+    <w:bookmarkEnd w:id="38"/>
     <w:sectPr/>
   </w:body>
 </w:document>
